--- a/sites/joshua-rice/Joshua_Rice_resume_2026.docx
+++ b/sites/joshua-rice/Joshua_Rice_resume_2026.docx
@@ -40,7 +40,7 @@
         <w:rPr>
           <w:sz w:val="18"/>
         </w:rPr>
-        <w:t>Ardmore, OK  |  Open to relocation  |  joshrice171723@gmail.com</w:t>
+        <w:t>Ardmore, OK  |  Open to relocation  |  580-930-1346  |  joshrice171723@gmail.com</w:t>
       </w:r>
       <w:r>
         <w:br/>
